--- a/PP-salygos/templates/ND_LTEN_PASIULYMAS.docx
+++ b/PP-salygos/templates/ND_LTEN_PASIULYMAS.docx
@@ -4124,7 +4124,7 @@
           <w:sz w:val="20"/>
           <w:szCs w:val="20"/>
         </w:rPr>
-        <w:t>1.4.1. lentelė</w:t>
+        <w:t>1.5.1. lentelė</w:t>
       </w:r>
       <w:r>
         <w:rPr>
@@ -4149,7 +4149,7 @@
           <w:sz w:val="20"/>
           <w:szCs w:val="20"/>
         </w:rPr>
-        <w:t>.4.1.</w:t>
+        <w:t>.5.1.</w:t>
       </w:r>
     </w:p>
     <w:tbl>

--- a/PP-salygos/templates/ND_LTEN_PASIULYMAS.docx
+++ b/PP-salygos/templates/ND_LTEN_PASIULYMAS.docx
@@ -7015,7 +7015,7 @@
                 <w:szCs w:val="20"/>
                 <w:lang w:val="en-GB"/>
               </w:rPr>
-              <w:t xml:space="preserve">’s section </w:t>
+              <w:t xml:space="preserve">s section </w:t>
             </w:r>
             <w:r>
               <w:rPr>

--- a/PP-salygos/templates/ND_LTEN_PASIULYMAS.docx
+++ b/PP-salygos/templates/ND_LTEN_PASIULYMAS.docx
@@ -6278,7 +6278,7 @@
                 <w:lang w:val="en-GB"/>
               </w:rPr>
               <w:lastRenderedPageBreak/>
-              <w:t xml:space="preserve">The Government of the Republic of Lithuania, in accordance with the criteria established in the Law on the Protection of Objects Important for Ensuring National Security, has adopted a decision confirming that the entities </w:t>
+              <w:t xml:space="preserve">The Government of the Republic of Lithuania, in accordance with the criteria established in the Law on the Protection of Objects Important for Ensuring National Security, has adopted a decision confirming that the entities specified in Clauses 1.8.1 and 1.8.2 of this section</w:t>
             </w:r>
             <w:r>
               <w:rPr>
@@ -6288,43 +6288,43 @@
                 <w:lang w:val="en-GB"/>
               </w:rPr>
               <w:lastRenderedPageBreak/>
-              <w:t>specified in Clauses 1.</w:t>
-            </w:r>
-            <w:r>
-              <w:rPr>
-                <w:rFonts w:ascii="Arial" w:hAnsi="Arial" w:cs="Arial"/>
-                <w:sz w:val="20"/>
-                <w:szCs w:val="20"/>
-                <w:lang w:val="en-GB"/>
-              </w:rPr>
-              <w:t>8</w:t>
-            </w:r>
-            <w:r>
-              <w:rPr>
-                <w:rFonts w:ascii="Arial" w:hAnsi="Arial" w:cs="Arial"/>
-                <w:sz w:val="20"/>
-                <w:szCs w:val="20"/>
-                <w:lang w:val="en-GB"/>
-              </w:rPr>
-              <w:t>.1. and / or 1.</w:t>
-            </w:r>
-            <w:r>
-              <w:rPr>
-                <w:rFonts w:ascii="Arial" w:hAnsi="Arial" w:cs="Arial"/>
-                <w:sz w:val="20"/>
-                <w:szCs w:val="20"/>
-                <w:lang w:val="en-GB"/>
-              </w:rPr>
-              <w:t>8</w:t>
-            </w:r>
-            <w:r>
-              <w:rPr>
-                <w:rFonts w:ascii="Arial" w:hAnsi="Arial" w:cs="Arial"/>
-                <w:sz w:val="20"/>
-                <w:szCs w:val="20"/>
-                <w:lang w:val="en-GB"/>
-              </w:rPr>
-              <w:t>.2. of the GPC do not meet national security interests;</w:t>
+              <w:t/>
+            </w:r>
+            <w:r>
+              <w:rPr>
+                <w:rFonts w:ascii="Arial" w:hAnsi="Arial" w:cs="Arial"/>
+                <w:sz w:val="20"/>
+                <w:szCs w:val="20"/>
+                <w:lang w:val="en-GB"/>
+              </w:rPr>
+              <w:t/>
+            </w:r>
+            <w:r>
+              <w:rPr>
+                <w:rFonts w:ascii="Arial" w:hAnsi="Arial" w:cs="Arial"/>
+                <w:sz w:val="20"/>
+                <w:szCs w:val="20"/>
+                <w:lang w:val="en-GB"/>
+              </w:rPr>
+              <w:t/>
+            </w:r>
+            <w:r>
+              <w:rPr>
+                <w:rFonts w:ascii="Arial" w:hAnsi="Arial" w:cs="Arial"/>
+                <w:sz w:val="20"/>
+                <w:szCs w:val="20"/>
+                <w:lang w:val="en-GB"/>
+              </w:rPr>
+              <w:t/>
+            </w:r>
+            <w:r>
+              <w:rPr>
+                <w:rFonts w:ascii="Arial" w:hAnsi="Arial" w:cs="Arial"/>
+                <w:sz w:val="20"/>
+                <w:szCs w:val="20"/>
+                <w:lang w:val="en-GB"/>
+              </w:rPr>
+              <w:t xml:space="preserve"> do not meet national security interests;</w:t>
             </w:r>
           </w:p>
         </w:tc>
